--- a/india_monitor_data/rag/documents/Strike_Intelligence/Panama Canal_Strike_Intelligence.docx
+++ b/india_monitor_data/rag/documents/Strike_Intelligence/Panama Canal_Strike_Intelligence.docx
@@ -15,9 +15,9 @@
       <w:r>
         <w:t>Monitored Freight Hub: Panama Canal Logistics Cluster</w:t>
         <w:br/>
-        <w:t>Generated: 2026-09-08 14:22:29 | Total Disruption Incidents Analyzed: 18</w:t>
+        <w:t>Generated: 2026-09-09 16:49:44 | Total Disruption Incidents Analyzed: 23</w:t>
         <w:br/>
-        <w:t>Disruption Severity Breakdown: 🔴 HIGH: 2 | 🟡 MEDIUM: 4 | 🟢 LOW: 12</w:t>
+        <w:t>Disruption Severity Breakdown: 🔴 HIGH: 4 | 🟡 MEDIUM: 4 | 🟢 LOW: 15</w:t>
       </w:r>
     </w:p>
     <w:p>
@@ -132,6 +132,276 @@
           </w:tcPr>
           <w:p>
             <w:r>
+              <w:t>Panama Canal Postpones Neopanamax Draft Cut to October Amid Severe Drought</w:t>
+            </w:r>
+          </w:p>
+        </w:tc>
+        <w:tc>
+          <w:tcPr>
+            <w:tcW w:type="dxa" w:w="1728"/>
+          </w:tcPr>
+          <w:p>
+            <w:r>
+              <w:t>🔴 HIGH</w:t>
+            </w:r>
+          </w:p>
+        </w:tc>
+      </w:tr>
+      <w:tr>
+        <w:tc>
+          <w:tcPr>
+            <w:tcW w:type="dxa" w:w="1728"/>
+          </w:tcPr>
+          <w:p>
+            <w:r>
+              <w:t>INC-PAN-02</w:t>
+              <w:br/>
+              <w:t>(None)</w:t>
+            </w:r>
+          </w:p>
+        </w:tc>
+        <w:tc>
+          <w:tcPr>
+            <w:tcW w:type="dxa" w:w="1728"/>
+          </w:tcPr>
+          <w:p>
+            <w:r>
+              <w:t>Unknown</w:t>
+            </w:r>
+          </w:p>
+        </w:tc>
+        <w:tc>
+          <w:tcPr>
+            <w:tcW w:type="dxa" w:w="1728"/>
+          </w:tcPr>
+          <w:p>
+            <w:r>
+              <w:t>Canal_Chokepoint</w:t>
+            </w:r>
+          </w:p>
+        </w:tc>
+        <w:tc>
+          <w:tcPr>
+            <w:tcW w:type="dxa" w:w="1728"/>
+          </w:tcPr>
+          <w:p>
+            <w:r>
+              <w:t>Panama Canal chief takes office as drought threatens further transit cuts</w:t>
+            </w:r>
+          </w:p>
+        </w:tc>
+        <w:tc>
+          <w:tcPr>
+            <w:tcW w:type="dxa" w:w="1728"/>
+          </w:tcPr>
+          <w:p>
+            <w:r>
+              <w:t>🔴 HIGH</w:t>
+            </w:r>
+          </w:p>
+        </w:tc>
+      </w:tr>
+      <w:tr>
+        <w:tc>
+          <w:tcPr>
+            <w:tcW w:type="dxa" w:w="1728"/>
+          </w:tcPr>
+          <w:p>
+            <w:r>
+              <w:t>INC-PAN-03</w:t>
+              <w:br/>
+              <w:t>(None)</w:t>
+            </w:r>
+          </w:p>
+        </w:tc>
+        <w:tc>
+          <w:tcPr>
+            <w:tcW w:type="dxa" w:w="1728"/>
+          </w:tcPr>
+          <w:p>
+            <w:r>
+              <w:t>Unknown</w:t>
+            </w:r>
+          </w:p>
+        </w:tc>
+        <w:tc>
+          <w:tcPr>
+            <w:tcW w:type="dxa" w:w="1728"/>
+          </w:tcPr>
+          <w:p>
+            <w:r>
+              <w:t>Canal_Chokepoint</w:t>
+            </w:r>
+          </w:p>
+        </w:tc>
+        <w:tc>
+          <w:tcPr>
+            <w:tcW w:type="dxa" w:w="1728"/>
+          </w:tcPr>
+          <w:p>
+            <w:r>
+              <w:t>Panama Canal finds its water solution, but it's 5 years away</w:t>
+            </w:r>
+          </w:p>
+        </w:tc>
+        <w:tc>
+          <w:tcPr>
+            <w:tcW w:type="dxa" w:w="1728"/>
+          </w:tcPr>
+          <w:p>
+            <w:r>
+              <w:t>🟢 LOW</w:t>
+            </w:r>
+          </w:p>
+        </w:tc>
+      </w:tr>
+      <w:tr>
+        <w:tc>
+          <w:tcPr>
+            <w:tcW w:type="dxa" w:w="1728"/>
+          </w:tcPr>
+          <w:p>
+            <w:r>
+              <w:t>INC-PAN-04</w:t>
+              <w:br/>
+              <w:t>(None)</w:t>
+            </w:r>
+          </w:p>
+        </w:tc>
+        <w:tc>
+          <w:tcPr>
+            <w:tcW w:type="dxa" w:w="1728"/>
+          </w:tcPr>
+          <w:p>
+            <w:r>
+              <w:t>Unknown</w:t>
+            </w:r>
+          </w:p>
+        </w:tc>
+        <w:tc>
+          <w:tcPr>
+            <w:tcW w:type="dxa" w:w="1728"/>
+          </w:tcPr>
+          <w:p>
+            <w:r>
+              <w:t>Canal_Chokepoint</w:t>
+            </w:r>
+          </w:p>
+        </w:tc>
+        <w:tc>
+          <w:tcPr>
+            <w:tcW w:type="dxa" w:w="1728"/>
+          </w:tcPr>
+          <w:p>
+            <w:r>
+              <w:t>Panama Canal may cut ship traffic further as El Niño strengthens</w:t>
+            </w:r>
+          </w:p>
+        </w:tc>
+        <w:tc>
+          <w:tcPr>
+            <w:tcW w:type="dxa" w:w="1728"/>
+          </w:tcPr>
+          <w:p>
+            <w:r>
+              <w:t>🟢 LOW</w:t>
+            </w:r>
+          </w:p>
+        </w:tc>
+      </w:tr>
+      <w:tr>
+        <w:tc>
+          <w:tcPr>
+            <w:tcW w:type="dxa" w:w="1728"/>
+          </w:tcPr>
+          <w:p>
+            <w:r>
+              <w:t>INC-PAN-05</w:t>
+              <w:br/>
+              <w:t>(None)</w:t>
+            </w:r>
+          </w:p>
+        </w:tc>
+        <w:tc>
+          <w:tcPr>
+            <w:tcW w:type="dxa" w:w="1728"/>
+          </w:tcPr>
+          <w:p>
+            <w:r>
+              <w:t>Unknown</w:t>
+            </w:r>
+          </w:p>
+        </w:tc>
+        <w:tc>
+          <w:tcPr>
+            <w:tcW w:type="dxa" w:w="1728"/>
+          </w:tcPr>
+          <w:p>
+            <w:r>
+              <w:t>Canal_Chokepoint</w:t>
+            </w:r>
+          </w:p>
+        </w:tc>
+        <w:tc>
+          <w:tcPr>
+            <w:tcW w:type="dxa" w:w="1728"/>
+          </w:tcPr>
+          <w:p>
+            <w:r>
+              <w:t>Panama Canal may cut ship traffic further as El Niño strengthens</w:t>
+            </w:r>
+          </w:p>
+        </w:tc>
+        <w:tc>
+          <w:tcPr>
+            <w:tcW w:type="dxa" w:w="1728"/>
+          </w:tcPr>
+          <w:p>
+            <w:r>
+              <w:t>🟢 LOW</w:t>
+            </w:r>
+          </w:p>
+        </w:tc>
+      </w:tr>
+      <w:tr>
+        <w:tc>
+          <w:tcPr>
+            <w:tcW w:type="dxa" w:w="1728"/>
+          </w:tcPr>
+          <w:p>
+            <w:r>
+              <w:t>INC-PAN-06</w:t>
+              <w:br/>
+              <w:t>(None)</w:t>
+            </w:r>
+          </w:p>
+        </w:tc>
+        <w:tc>
+          <w:tcPr>
+            <w:tcW w:type="dxa" w:w="1728"/>
+          </w:tcPr>
+          <w:p>
+            <w:r>
+              <w:t>Unknown</w:t>
+            </w:r>
+          </w:p>
+        </w:tc>
+        <w:tc>
+          <w:tcPr>
+            <w:tcW w:type="dxa" w:w="1728"/>
+          </w:tcPr>
+          <w:p>
+            <w:r>
+              <w:t>Canal_Chokepoint</w:t>
+            </w:r>
+          </w:p>
+        </w:tc>
+        <w:tc>
+          <w:tcPr>
+            <w:tcW w:type="dxa" w:w="1728"/>
+          </w:tcPr>
+          <w:p>
+            <w:r>
               <w:t>Low water levels in rivers and Panama Canal impact logistics</w:t>
             </w:r>
           </w:p>
@@ -154,7 +424,7 @@
           </w:tcPr>
           <w:p>
             <w:r>
-              <w:t>INC-PAN-02</w:t>
+              <w:t>INC-PAN-07</w:t>
               <w:br/>
               <w:t>(None)</w:t>
             </w:r>
@@ -208,7 +478,7 @@
           </w:tcPr>
           <w:p>
             <w:r>
-              <w:t>INC-PAN-03</w:t>
+              <w:t>INC-PAN-08</w:t>
               <w:br/>
               <w:t>(None)</w:t>
             </w:r>
@@ -262,7 +532,7 @@
           </w:tcPr>
           <w:p>
             <w:r>
-              <w:t>INC-PAN-04</w:t>
+              <w:t>INC-PAN-09</w:t>
               <w:br/>
               <w:t>(None)</w:t>
             </w:r>
@@ -316,7 +586,7 @@
           </w:tcPr>
           <w:p>
             <w:r>
-              <w:t>INC-PAN-05</w:t>
+              <w:t>INC-PAN-10</w:t>
               <w:br/>
               <w:t>(None)</w:t>
             </w:r>
@@ -359,276 +629,6 @@
           <w:p>
             <w:r>
               <w:t>🟢 LOW</w:t>
-            </w:r>
-          </w:p>
-        </w:tc>
-      </w:tr>
-      <w:tr>
-        <w:tc>
-          <w:tcPr>
-            <w:tcW w:type="dxa" w:w="1728"/>
-          </w:tcPr>
-          <w:p>
-            <w:r>
-              <w:t>INC-PAN-06</w:t>
-              <w:br/>
-              <w:t>(None)</w:t>
-            </w:r>
-          </w:p>
-        </w:tc>
-        <w:tc>
-          <w:tcPr>
-            <w:tcW w:type="dxa" w:w="1728"/>
-          </w:tcPr>
-          <w:p>
-            <w:r>
-              <w:t>Unknown</w:t>
-            </w:r>
-          </w:p>
-        </w:tc>
-        <w:tc>
-          <w:tcPr>
-            <w:tcW w:type="dxa" w:w="1728"/>
-          </w:tcPr>
-          <w:p>
-            <w:r>
-              <w:t>Canal_Chokepoint</w:t>
-            </w:r>
-          </w:p>
-        </w:tc>
-        <w:tc>
-          <w:tcPr>
-            <w:tcW w:type="dxa" w:w="1728"/>
-          </w:tcPr>
-          <w:p>
-            <w:r>
-              <w:t>Panama Canal may cut ship traffic further as El Niño strengthens</w:t>
-            </w:r>
-          </w:p>
-        </w:tc>
-        <w:tc>
-          <w:tcPr>
-            <w:tcW w:type="dxa" w:w="1728"/>
-          </w:tcPr>
-          <w:p>
-            <w:r>
-              <w:t>🟢 LOW</w:t>
-            </w:r>
-          </w:p>
-        </w:tc>
-      </w:tr>
-      <w:tr>
-        <w:tc>
-          <w:tcPr>
-            <w:tcW w:type="dxa" w:w="1728"/>
-          </w:tcPr>
-          <w:p>
-            <w:r>
-              <w:t>INC-PAN-07</w:t>
-              <w:br/>
-              <w:t>(None)</w:t>
-            </w:r>
-          </w:p>
-        </w:tc>
-        <w:tc>
-          <w:tcPr>
-            <w:tcW w:type="dxa" w:w="1728"/>
-          </w:tcPr>
-          <w:p>
-            <w:r>
-              <w:t>Unknown</w:t>
-            </w:r>
-          </w:p>
-        </w:tc>
-        <w:tc>
-          <w:tcPr>
-            <w:tcW w:type="dxa" w:w="1728"/>
-          </w:tcPr>
-          <w:p>
-            <w:r>
-              <w:t>Canal_Chokepoint</w:t>
-            </w:r>
-          </w:p>
-        </w:tc>
-        <w:tc>
-          <w:tcPr>
-            <w:tcW w:type="dxa" w:w="1728"/>
-          </w:tcPr>
-          <w:p>
-            <w:r>
-              <w:t>One ship paid $4 million to skip the Panama Canal line. Here’s why that matters for your w</w:t>
-            </w:r>
-          </w:p>
-        </w:tc>
-        <w:tc>
-          <w:tcPr>
-            <w:tcW w:type="dxa" w:w="1728"/>
-          </w:tcPr>
-          <w:p>
-            <w:r>
-              <w:t>🟢 LOW</w:t>
-            </w:r>
-          </w:p>
-        </w:tc>
-      </w:tr>
-      <w:tr>
-        <w:tc>
-          <w:tcPr>
-            <w:tcW w:type="dxa" w:w="1728"/>
-          </w:tcPr>
-          <w:p>
-            <w:r>
-              <w:t>INC-PAN-08</w:t>
-              <w:br/>
-              <w:t>(None)</w:t>
-            </w:r>
-          </w:p>
-        </w:tc>
-        <w:tc>
-          <w:tcPr>
-            <w:tcW w:type="dxa" w:w="1728"/>
-          </w:tcPr>
-          <w:p>
-            <w:r>
-              <w:t>Unknown</w:t>
-            </w:r>
-          </w:p>
-        </w:tc>
-        <w:tc>
-          <w:tcPr>
-            <w:tcW w:type="dxa" w:w="1728"/>
-          </w:tcPr>
-          <w:p>
-            <w:r>
-              <w:t>Canal_Chokepoint</w:t>
-            </w:r>
-          </w:p>
-        </w:tc>
-        <w:tc>
-          <w:tcPr>
-            <w:tcW w:type="dxa" w:w="1728"/>
-          </w:tcPr>
-          <w:p>
-            <w:r>
-              <w:t>Panama canal to reduce shipping as El Niño strikes vital route</w:t>
-            </w:r>
-          </w:p>
-        </w:tc>
-        <w:tc>
-          <w:tcPr>
-            <w:tcW w:type="dxa" w:w="1728"/>
-          </w:tcPr>
-          <w:p>
-            <w:r>
-              <w:t>🟢 LOW</w:t>
-            </w:r>
-          </w:p>
-        </w:tc>
-      </w:tr>
-      <w:tr>
-        <w:tc>
-          <w:tcPr>
-            <w:tcW w:type="dxa" w:w="1728"/>
-          </w:tcPr>
-          <w:p>
-            <w:r>
-              <w:t>INC-PAN-09</w:t>
-              <w:br/>
-              <w:t>(None)</w:t>
-            </w:r>
-          </w:p>
-        </w:tc>
-        <w:tc>
-          <w:tcPr>
-            <w:tcW w:type="dxa" w:w="1728"/>
-          </w:tcPr>
-          <w:p>
-            <w:r>
-              <w:t>Unknown</w:t>
-            </w:r>
-          </w:p>
-        </w:tc>
-        <w:tc>
-          <w:tcPr>
-            <w:tcW w:type="dxa" w:w="1728"/>
-          </w:tcPr>
-          <w:p>
-            <w:r>
-              <w:t>Canal_Chokepoint</w:t>
-            </w:r>
-          </w:p>
-        </w:tc>
-        <w:tc>
-          <w:tcPr>
-            <w:tcW w:type="dxa" w:w="1728"/>
-          </w:tcPr>
-          <w:p>
-            <w:r>
-              <w:t>One ship paid $4 million to skip the Panama Canal line. Here’s why that matters for your w</w:t>
-            </w:r>
-          </w:p>
-        </w:tc>
-        <w:tc>
-          <w:tcPr>
-            <w:tcW w:type="dxa" w:w="1728"/>
-          </w:tcPr>
-          <w:p>
-            <w:r>
-              <w:t>🟢 LOW</w:t>
-            </w:r>
-          </w:p>
-        </w:tc>
-      </w:tr>
-      <w:tr>
-        <w:tc>
-          <w:tcPr>
-            <w:tcW w:type="dxa" w:w="1728"/>
-          </w:tcPr>
-          <w:p>
-            <w:r>
-              <w:t>INC-PAN-10</w:t>
-              <w:br/>
-              <w:t>(None)</w:t>
-            </w:r>
-          </w:p>
-        </w:tc>
-        <w:tc>
-          <w:tcPr>
-            <w:tcW w:type="dxa" w:w="1728"/>
-          </w:tcPr>
-          <w:p>
-            <w:r>
-              <w:t>Unknown</w:t>
-            </w:r>
-          </w:p>
-        </w:tc>
-        <w:tc>
-          <w:tcPr>
-            <w:tcW w:type="dxa" w:w="1728"/>
-          </w:tcPr>
-          <w:p>
-            <w:r>
-              <w:t>Canal_Chokepoint</w:t>
-            </w:r>
-          </w:p>
-        </w:tc>
-        <w:tc>
-          <w:tcPr>
-            <w:tcW w:type="dxa" w:w="1728"/>
-          </w:tcPr>
-          <w:p>
-            <w:r>
-              <w:t>Low water levels in rivers and Panama Canal impact logistics</w:t>
-            </w:r>
-          </w:p>
-        </w:tc>
-        <w:tc>
-          <w:tcPr>
-            <w:tcW w:type="dxa" w:w="1728"/>
-          </w:tcPr>
-          <w:p>
-            <w:r>
-              <w:t>🟡 MEDIUM</w:t>
             </w:r>
           </w:p>
         </w:tc>
